--- a/frontend/public/originals/qc-gsm-plate-calibration.docx
+++ b/frontend/public/originals/qc-gsm-plate-calibration.docx
@@ -1240,8 +1240,8 @@
     </w:p>
     <w:sectPr>
       <w:footerReference w:type="default" r:id="rId6"/>
-      <w:pgSz w:w="15840" w:h="12240" w:orient="landscape"/>
-      <w:pgMar w:top="540" w:right="360" w:bottom="1800" w:left="540" w:header="720" w:footer="720" w:gutter="0"/>
+      <w:pgSz w:w="16839" w:h="11907" w:orient="landscape"/>
+      <w:pgMar w:top="373" w:right="360" w:bottom="1633" w:left="540" w:header="720" w:footer="720" w:gutter="0"/>
       <w:cols w:space="720"/>
       <w:docGrid w:linePitch="360"/>
     </w:sectPr>
